--- a/pr-preview/pr-207/chapters/citations-evidence.docx
+++ b/pr-preview/pr-207/chapters/citations-evidence.docx
@@ -15,7 +15,7 @@
         <w:pStyle w:val="Date"/>
       </w:pPr>
       <w:r>
-        <w:t xml:space="preserve">Last modified: 2026-10-15 15:32:18 (PDT)</w:t>
+        <w:t xml:space="preserve">Last modified: 2026-10-15 18:16:36 (PDT)</w:t>
       </w:r>
     </w:p>
     <w:p>
@@ -3284,7 +3284,10 @@
         <w:rPr>
           <w:rStyle w:val="VerbatimChar"/>
         </w:rPr>
-        <w:t xml:space="preserve">Source: @key [locator].</w:t>
+        <w:t xml:space="preserve">Source: @key [locator]</w:t>
+      </w:r>
+      <w:r>
+        <w:t xml:space="preserve">.</w:t>
       </w:r>
       <w:r>
         <w:t xml:space="preserve"> </w:t>

--- a/pr-preview/pr-207/chapters/citations-evidence.docx
+++ b/pr-preview/pr-207/chapters/citations-evidence.docx
@@ -15,7 +15,7 @@
         <w:pStyle w:val="Date"/>
       </w:pPr>
       <w:r>
-        <w:t xml:space="preserve">Last modified: 2026-10-15 18:16:36 (PDT)</w:t>
+        <w:t xml:space="preserve">Last modified: 2026-10-15 18:25:19 (PDT)</w:t>
       </w:r>
     </w:p>
     <w:p>
@@ -3293,7 +3293,13 @@
         <w:t xml:space="preserve"> </w:t>
       </w:r>
       <w:r>
-        <w:t xml:space="preserve">A reference adds no commentary to the statement, and a div that holds only a citation is clutter.</w:t>
+        <w:t xml:space="preserve">A reference adds no commentary to the statement,</w:t>
+      </w:r>
+      <w:r>
+        <w:t xml:space="preserve"> </w:t>
+      </w:r>
+      <w:r>
+        <w:t xml:space="preserve">and a separate remark that holds only a citation is clutter.</w:t>
       </w:r>
       <w:r>
         <w:t xml:space="preserve"> </w:t>
